--- a/4_Diari/2025.04.02.docx
+++ b/4_Diari/2025.04.02.docx
@@ -133,7 +133,7 @@
                 <w:rFonts w:ascii="Arial" w:hAnsi="Arial" w:cs="Arial"/>
                 <w:noProof/>
               </w:rPr>
-              <w:t>02.04.2025</w:t>
+              <w:t>09.04.2025</w:t>
             </w:r>
             <w:r>
               <w:rPr>
@@ -225,8 +225,6 @@
               </w:rPr>
               <w:t>Migliorata e aggiornato problema con intestazione</w:t>
             </w:r>
-            <w:bookmarkStart w:id="3" w:name="_GoBack"/>
-            <w:bookmarkEnd w:id="3"/>
           </w:p>
           <w:p>
             <w:pPr>
@@ -369,6 +367,14 @@
               </w:rPr>
               <w:t>Problemi sull’aggiornamento del nome utente</w:t>
             </w:r>
+            <w:r>
+              <w:rPr>
+                <w:rFonts w:ascii="Arial" w:hAnsi="Arial" w:cs="Arial"/>
+              </w:rPr>
+              <w:t>, risolto</w:t>
+            </w:r>
+            <w:bookmarkStart w:id="3" w:name="_GoBack"/>
+            <w:bookmarkEnd w:id="3"/>
           </w:p>
         </w:tc>
       </w:tr>
@@ -481,33 +487,8 @@
                 <w:lang w:val="fr-CH"/>
               </w:rPr>
             </w:pPr>
-            <w:r>
-              <w:rPr>
-                <w:rFonts w:ascii="Arial" w:hAnsi="Arial" w:cs="Arial"/>
-                <w:u w:val="single"/>
-                <w:lang w:val="fr-CH"/>
-              </w:rPr>
-              <w:t xml:space="preserve">Sprint </w:t>
-            </w:r>
             <w:proofErr w:type="spellStart"/>
-            <w:r>
-              <w:rPr>
-                <w:rFonts w:ascii="Arial" w:hAnsi="Arial" w:cs="Arial"/>
-                <w:u w:val="single"/>
-                <w:lang w:val="fr-CH"/>
-              </w:rPr>
-              <w:t>Retrospective</w:t>
-            </w:r>
-            <w:proofErr w:type="spellEnd"/>
-            <w:r>
-              <w:rPr>
-                <w:rFonts w:ascii="Arial" w:hAnsi="Arial" w:cs="Arial"/>
-                <w:u w:val="single"/>
-                <w:lang w:val="fr-CH"/>
-              </w:rPr>
-              <w:t xml:space="preserve">, </w:t>
-            </w:r>
-            <w:proofErr w:type="spellStart"/>
+            <w:proofErr w:type="gramStart"/>
             <w:r>
               <w:rPr>
                 <w:rFonts w:ascii="Arial" w:hAnsi="Arial" w:cs="Arial"/>
@@ -517,13 +498,14 @@
               <w:t>daily</w:t>
             </w:r>
             <w:proofErr w:type="spellEnd"/>
+            <w:proofErr w:type="gramEnd"/>
             <w:r>
               <w:rPr>
                 <w:rFonts w:ascii="Arial" w:hAnsi="Arial" w:cs="Arial"/>
                 <w:u w:val="single"/>
                 <w:lang w:val="fr-CH"/>
               </w:rPr>
-              <w:t xml:space="preserve"> sprint e Sprint planning</w:t>
+              <w:t xml:space="preserve"> sprint </w:t>
             </w:r>
           </w:p>
         </w:tc>
@@ -5188,6 +5170,7 @@
     <w:rsid w:val="000F117C"/>
     <w:rsid w:val="001031FD"/>
     <w:rsid w:val="001101C0"/>
+    <w:rsid w:val="00124248"/>
     <w:rsid w:val="00127196"/>
     <w:rsid w:val="001A0560"/>
     <w:rsid w:val="001C1746"/>
@@ -5280,6 +5263,7 @@
     <w:rsid w:val="00B5079C"/>
     <w:rsid w:val="00BD119E"/>
     <w:rsid w:val="00BD7A14"/>
+    <w:rsid w:val="00C06C62"/>
     <w:rsid w:val="00C22A10"/>
     <w:rsid w:val="00C57AC2"/>
     <w:rsid w:val="00CB349C"/>
@@ -6109,7 +6093,7 @@
 </file>
 
 <file path=customXml/itemProps1.xml><?xml version="1.0" encoding="utf-8"?>
-<ds:datastoreItem xmlns:ds="http://schemas.openxmlformats.org/officeDocument/2006/customXml" ds:itemID="{B0FD9085-7273-4926-A506-8CCEF3018F60}">
+<ds:datastoreItem xmlns:ds="http://schemas.openxmlformats.org/officeDocument/2006/customXml" ds:itemID="{FE351321-05DE-464E-9037-EC0334348E39}">
   <ds:schemaRefs>
     <ds:schemaRef ds:uri="http://schemas.openxmlformats.org/officeDocument/2006/bibliography"/>
   </ds:schemaRefs>

--- a/4_Diari/2025.04.02.docx
+++ b/4_Diari/2025.04.02.docx
@@ -133,7 +133,7 @@
                 <w:rFonts w:ascii="Arial" w:hAnsi="Arial" w:cs="Arial"/>
                 <w:noProof/>
               </w:rPr>
-              <w:t>09.04.2025</w:t>
+              <w:t>16.04.2025</w:t>
             </w:r>
             <w:r>
               <w:rPr>
@@ -373,8 +373,6 @@
               </w:rPr>
               <w:t>, risolto</w:t>
             </w:r>
-            <w:bookmarkStart w:id="3" w:name="_GoBack"/>
-            <w:bookmarkEnd w:id="3"/>
           </w:p>
         </w:tc>
       </w:tr>
@@ -927,15 +925,10 @@
               <w:rPr>
                 <w:rFonts w:ascii="Arial" w:hAnsi="Arial" w:cs="Arial"/>
               </w:rPr>
-              <w:t>Andato tutto abbastanza bene, task completate, tranne quelle del profilo che erano come un extra, obiettivo comunicazione raggiunto.</w:t>
+              <w:t>Andato bene, discusso su quello fatto, tutto come il programma a parte il profilo non completo che era un extra.</w:t>
             </w:r>
-          </w:p>
-          <w:p>
-            <w:pPr>
-              <w:rPr>
-                <w:rFonts w:ascii="Arial" w:hAnsi="Arial" w:cs="Arial"/>
-              </w:rPr>
-            </w:pPr>
+            <w:bookmarkStart w:id="3" w:name="_GoBack"/>
+            <w:bookmarkEnd w:id="3"/>
           </w:p>
         </w:tc>
       </w:tr>
@@ -5184,6 +5177,7 @@
     <w:rsid w:val="00283BFA"/>
     <w:rsid w:val="002A3EDE"/>
     <w:rsid w:val="002E249D"/>
+    <w:rsid w:val="002E2788"/>
     <w:rsid w:val="002E357F"/>
     <w:rsid w:val="00304ECD"/>
     <w:rsid w:val="003158F0"/>
@@ -5295,6 +5289,7 @@
     <w:rsid w:val="00F1629B"/>
     <w:rsid w:val="00F227D9"/>
     <w:rsid w:val="00F53A00"/>
+    <w:rsid w:val="00F6635C"/>
     <w:rsid w:val="00F902BF"/>
     <w:rsid w:val="00F93792"/>
     <w:rsid w:val="00FA1CED"/>
@@ -6093,7 +6088,7 @@
 </file>
 
 <file path=customXml/itemProps1.xml><?xml version="1.0" encoding="utf-8"?>
-<ds:datastoreItem xmlns:ds="http://schemas.openxmlformats.org/officeDocument/2006/customXml" ds:itemID="{FE351321-05DE-464E-9037-EC0334348E39}">
+<ds:datastoreItem xmlns:ds="http://schemas.openxmlformats.org/officeDocument/2006/customXml" ds:itemID="{383D02D9-B4AA-4385-BAE7-DED8B09DF71C}">
   <ds:schemaRefs>
     <ds:schemaRef ds:uri="http://schemas.openxmlformats.org/officeDocument/2006/bibliography"/>
   </ds:schemaRefs>
